--- a/mps-nivel-c/oficial/03_templates/TPL-GPC-001_Template-Registro-de-Verificacao-de-GQA.docx
+++ b/mps-nivel-c/oficial/03_templates/TPL-GPC-001_Template-Registro-de-Verificacao-de-GQA.docx
@@ -1153,6 +1153,325 @@
                 <w:sz w:val="20"/>
               </w:rPr>
               <w:t>[...]</w:t>
+            </w:r>
+          </w:p>
+        </w:tc>
+      </w:tr>
+      <w:tr>
+        <w:trPr>
+          <w:cantSplit w:val="1"/>
+        </w:trPr>
+        <w:tc>
+          <w:tcPr>
+            <w:tcW w:type="dxa" w:w="2225"/>
+            <w:tcMar>
+              <w:top w:w="60" w:type="dxa"/>
+              <w:bottom w:w="60" w:type="dxa"/>
+              <w:left w:w="100" w:type="dxa"/>
+              <w:right w:w="100" w:type="dxa"/>
+            </w:tcMar>
+          </w:tcPr>
+          <w:p>
+            <w:pPr>
+              <w:spacing w:before="40" w:after="40"/>
+            </w:pPr>
+            <w:r>
+              <w:rPr>
+                <w:rFonts w:ascii="Calibri" w:hAnsi="Calibri"/>
+                <w:b w:val="0"/>
+                <w:i w:val="0"/>
+                <w:sz w:val="20"/>
+              </w:rPr>
+              <w:t>GCO-1</w:t>
+            </w:r>
+          </w:p>
+        </w:tc>
+        <w:tc>
+          <w:tcPr>
+            <w:tcW w:type="dxa" w:w="2225"/>
+            <w:tcMar>
+              <w:top w:w="60" w:type="dxa"/>
+              <w:bottom w:w="60" w:type="dxa"/>
+              <w:left w:w="100" w:type="dxa"/>
+              <w:right w:w="100" w:type="dxa"/>
+            </w:tcMar>
+          </w:tcPr>
+          <w:p>
+            <w:pPr>
+              <w:spacing w:before="40" w:after="40"/>
+            </w:pPr>
+            <w:r>
+              <w:rPr>
+                <w:rFonts w:ascii="Calibri" w:hAnsi="Calibri"/>
+                <w:b w:val="0"/>
+                <w:i w:val="0"/>
+                <w:sz w:val="20"/>
+              </w:rPr>
+              <w:t>Itens de configuração identificados e controlados em repositório com convenção de versão adotada</w:t>
+            </w:r>
+          </w:p>
+        </w:tc>
+        <w:tc>
+          <w:tcPr>
+            <w:tcW w:type="dxa" w:w="2225"/>
+            <w:tcMar>
+              <w:top w:w="60" w:type="dxa"/>
+              <w:bottom w:w="60" w:type="dxa"/>
+              <w:left w:w="100" w:type="dxa"/>
+              <w:right w:w="100" w:type="dxa"/>
+            </w:tcMar>
+          </w:tcPr>
+          <w:p>
+            <w:pPr>
+              <w:spacing w:before="40" w:after="40"/>
+            </w:pPr>
+            <w:r>
+              <w:rPr>
+                <w:rFonts w:ascii="Calibri" w:hAnsi="Calibri"/>
+                <w:b w:val="0"/>
+                <w:i w:val="0"/>
+                <w:sz w:val="20"/>
+              </w:rPr>
+              <w:t>[...]</w:t>
+            </w:r>
+          </w:p>
+        </w:tc>
+        <w:tc>
+          <w:tcPr>
+            <w:tcW w:type="dxa" w:w="2225"/>
+            <w:tcMar>
+              <w:top w:w="60" w:type="dxa"/>
+              <w:bottom w:w="60" w:type="dxa"/>
+              <w:left w:w="100" w:type="dxa"/>
+              <w:right w:w="100" w:type="dxa"/>
+            </w:tcMar>
+          </w:tcPr>
+          <w:p>
+            <w:pPr>
+              <w:spacing w:before="40" w:after="40"/>
+            </w:pPr>
+            <w:r>
+              <w:rPr>
+                <w:rFonts w:ascii="Calibri" w:hAnsi="Calibri"/>
+                <w:b w:val="0"/>
+                <w:i w:val="0"/>
+                <w:sz w:val="20"/>
+              </w:rPr>
+              <w:t>PRO-GCO-001 §2; PLA-GCO-001</w:t>
+            </w:r>
+          </w:p>
+        </w:tc>
+      </w:tr>
+      <w:tr>
+        <w:trPr>
+          <w:cantSplit w:val="1"/>
+        </w:trPr>
+        <w:tc>
+          <w:tcPr>
+            <w:tcW w:type="dxa" w:w="2225"/>
+            <w:tcMar>
+              <w:top w:w="60" w:type="dxa"/>
+              <w:bottom w:w="60" w:type="dxa"/>
+              <w:left w:w="100" w:type="dxa"/>
+              <w:right w:w="100" w:type="dxa"/>
+            </w:tcMar>
+            <w:shd w:val="clear" w:color="auto" w:fill="EBF5FB"/>
+          </w:tcPr>
+          <w:p>
+            <w:pPr>
+              <w:spacing w:before="40" w:after="40"/>
+            </w:pPr>
+            <w:r>
+              <w:rPr>
+                <w:rFonts w:ascii="Calibri" w:hAnsi="Calibri"/>
+                <w:b w:val="0"/>
+                <w:i w:val="0"/>
+                <w:sz w:val="20"/>
+              </w:rPr>
+              <w:t>GCO-2</w:t>
+            </w:r>
+          </w:p>
+        </w:tc>
+        <w:tc>
+          <w:tcPr>
+            <w:tcW w:type="dxa" w:w="2225"/>
+            <w:tcMar>
+              <w:top w:w="60" w:type="dxa"/>
+              <w:bottom w:w="60" w:type="dxa"/>
+              <w:left w:w="100" w:type="dxa"/>
+              <w:right w:w="100" w:type="dxa"/>
+            </w:tcMar>
+            <w:shd w:val="clear" w:color="auto" w:fill="EBF5FB"/>
+          </w:tcPr>
+          <w:p>
+            <w:pPr>
+              <w:spacing w:before="40" w:after="40"/>
+            </w:pPr>
+            <w:r>
+              <w:rPr>
+                <w:rFonts w:ascii="Calibri" w:hAnsi="Calibri"/>
+                <w:b w:val="0"/>
+                <w:i w:val="0"/>
+                <w:sz w:val="20"/>
+              </w:rPr>
+              <w:t>Baseline estabelecida no marco verificado (ou equivalente documentado)</w:t>
+            </w:r>
+          </w:p>
+        </w:tc>
+        <w:tc>
+          <w:tcPr>
+            <w:tcW w:type="dxa" w:w="2225"/>
+            <w:tcMar>
+              <w:top w:w="60" w:type="dxa"/>
+              <w:bottom w:w="60" w:type="dxa"/>
+              <w:left w:w="100" w:type="dxa"/>
+              <w:right w:w="100" w:type="dxa"/>
+            </w:tcMar>
+            <w:shd w:val="clear" w:color="auto" w:fill="EBF5FB"/>
+          </w:tcPr>
+          <w:p>
+            <w:pPr>
+              <w:spacing w:before="40" w:after="40"/>
+            </w:pPr>
+            <w:r>
+              <w:rPr>
+                <w:rFonts w:ascii="Calibri" w:hAnsi="Calibri"/>
+                <w:b w:val="0"/>
+                <w:i w:val="0"/>
+                <w:sz w:val="20"/>
+              </w:rPr>
+              <w:t>[...]</w:t>
+            </w:r>
+          </w:p>
+        </w:tc>
+        <w:tc>
+          <w:tcPr>
+            <w:tcW w:type="dxa" w:w="2225"/>
+            <w:tcMar>
+              <w:top w:w="60" w:type="dxa"/>
+              <w:bottom w:w="60" w:type="dxa"/>
+              <w:left w:w="100" w:type="dxa"/>
+              <w:right w:w="100" w:type="dxa"/>
+            </w:tcMar>
+            <w:shd w:val="clear" w:color="auto" w:fill="EBF5FB"/>
+          </w:tcPr>
+          <w:p>
+            <w:pPr>
+              <w:spacing w:before="40" w:after="40"/>
+            </w:pPr>
+            <w:r>
+              <w:rPr>
+                <w:rFonts w:ascii="Calibri" w:hAnsi="Calibri"/>
+                <w:b w:val="0"/>
+                <w:i w:val="0"/>
+                <w:sz w:val="20"/>
+              </w:rPr>
+              <w:t>PRO-GCO-001 §3; GCO-[PROJ]-001</w:t>
+            </w:r>
+          </w:p>
+        </w:tc>
+      </w:tr>
+      <w:tr>
+        <w:trPr>
+          <w:cantSplit w:val="1"/>
+        </w:trPr>
+        <w:tc>
+          <w:tcPr>
+            <w:tcW w:type="dxa" w:w="2225"/>
+            <w:tcMar>
+              <w:top w:w="60" w:type="dxa"/>
+              <w:bottom w:w="60" w:type="dxa"/>
+              <w:left w:w="100" w:type="dxa"/>
+              <w:right w:w="100" w:type="dxa"/>
+            </w:tcMar>
+          </w:tcPr>
+          <w:p>
+            <w:pPr>
+              <w:spacing w:before="40" w:after="40"/>
+            </w:pPr>
+            <w:r>
+              <w:rPr>
+                <w:rFonts w:ascii="Calibri" w:hAnsi="Calibri"/>
+                <w:b w:val="0"/>
+                <w:i w:val="0"/>
+                <w:sz w:val="20"/>
+              </w:rPr>
+              <w:t>GCO-3</w:t>
+            </w:r>
+          </w:p>
+        </w:tc>
+        <w:tc>
+          <w:tcPr>
+            <w:tcW w:type="dxa" w:w="2225"/>
+            <w:tcMar>
+              <w:top w:w="60" w:type="dxa"/>
+              <w:bottom w:w="60" w:type="dxa"/>
+              <w:left w:w="100" w:type="dxa"/>
+              <w:right w:w="100" w:type="dxa"/>
+            </w:tcMar>
+          </w:tcPr>
+          <w:p>
+            <w:pPr>
+              <w:spacing w:before="40" w:after="40"/>
+            </w:pPr>
+            <w:r>
+              <w:rPr>
+                <w:rFonts w:ascii="Calibri" w:hAnsi="Calibri"/>
+                <w:b w:val="0"/>
+                <w:i w:val="0"/>
+                <w:sz w:val="20"/>
+              </w:rPr>
+              <w:t>Auditoria de configuração realizada: ICs confirmados íntegros e consistentes com os documentos de projeto</w:t>
+            </w:r>
+          </w:p>
+        </w:tc>
+        <w:tc>
+          <w:tcPr>
+            <w:tcW w:type="dxa" w:w="2225"/>
+            <w:tcMar>
+              <w:top w:w="60" w:type="dxa"/>
+              <w:bottom w:w="60" w:type="dxa"/>
+              <w:left w:w="100" w:type="dxa"/>
+              <w:right w:w="100" w:type="dxa"/>
+            </w:tcMar>
+          </w:tcPr>
+          <w:p>
+            <w:pPr>
+              <w:spacing w:before="40" w:after="40"/>
+            </w:pPr>
+            <w:r>
+              <w:rPr>
+                <w:rFonts w:ascii="Calibri" w:hAnsi="Calibri"/>
+                <w:b w:val="0"/>
+                <w:i w:val="0"/>
+                <w:sz w:val="20"/>
+              </w:rPr>
+              <w:t>[...]</w:t>
+            </w:r>
+          </w:p>
+        </w:tc>
+        <w:tc>
+          <w:tcPr>
+            <w:tcW w:type="dxa" w:w="2225"/>
+            <w:tcMar>
+              <w:top w:w="60" w:type="dxa"/>
+              <w:bottom w:w="60" w:type="dxa"/>
+              <w:left w:w="100" w:type="dxa"/>
+              <w:right w:w="100" w:type="dxa"/>
+            </w:tcMar>
+          </w:tcPr>
+          <w:p>
+            <w:pPr>
+              <w:spacing w:before="40" w:after="40"/>
+            </w:pPr>
+            <w:r>
+              <w:rPr>
+                <w:rFonts w:ascii="Calibri" w:hAnsi="Calibri"/>
+                <w:b w:val="0"/>
+                <w:i w:val="0"/>
+                <w:sz w:val="20"/>
+              </w:rPr>
+              <w:t>PRO-GCO-001 §4</w:t>
             </w:r>
           </w:p>
         </w:tc>
@@ -2780,6 +3099,365 @@
         <w:spacing w:before="0" w:after="160"/>
       </w:pPr>
     </w:p>
+    <w:p>
+      <w:pPr>
+        <w:pStyle w:val="Heading1"/>
+        <w:keepNext/>
+        <w:keepLines/>
+        <w:pBdr>
+          <w:bottom w:val="single" w:sz="4" w:space="2" w:color="D6E4F0"/>
+        </w:pBdr>
+      </w:pPr>
+      <w:r>
+        <w:t>Histórico de revisões do template</w:t>
+      </w:r>
+    </w:p>
+    <w:tbl>
+      <w:tblPr>
+        <w:tblW w:type="auto" w:w="0"/>
+        <w:tblLook w:firstColumn="1" w:firstRow="1" w:lastColumn="0" w:lastRow="0" w:noHBand="0" w:noVBand="1" w:val="04A0"/>
+        <w:tblBorders>
+          <w:top w:val="single" w:sz="4" w:space="0" w:color="AAAAAA"/>
+          <w:left w:val="single" w:sz="4" w:space="0" w:color="AAAAAA"/>
+          <w:bottom w:val="single" w:sz="4" w:space="0" w:color="AAAAAA"/>
+          <w:right w:val="single" w:sz="4" w:space="0" w:color="AAAAAA"/>
+          <w:insideH w:val="single" w:sz="4" w:space="0" w:color="AAAAAA"/>
+          <w:insideV w:val="single" w:sz="4" w:space="0" w:color="AAAAAA"/>
+        </w:tblBorders>
+      </w:tblPr>
+      <w:tblGrid>
+        <w:gridCol w:w="2225"/>
+        <w:gridCol w:w="2225"/>
+        <w:gridCol w:w="2225"/>
+        <w:gridCol w:w="2225"/>
+      </w:tblGrid>
+      <w:tr>
+        <w:trPr>
+          <w:cantSplit w:val="1"/>
+        </w:trPr>
+        <w:tc>
+          <w:tcPr>
+            <w:tcW w:type="dxa" w:w="2225"/>
+            <w:tcMar>
+              <w:top w:w="60" w:type="dxa"/>
+              <w:bottom w:w="60" w:type="dxa"/>
+              <w:left w:w="100" w:type="dxa"/>
+              <w:right w:w="100" w:type="dxa"/>
+            </w:tcMar>
+            <w:shd w:val="clear" w:color="auto" w:fill="D6E4F0"/>
+          </w:tcPr>
+          <w:p>
+            <w:pPr>
+              <w:spacing w:before="40" w:after="40"/>
+            </w:pPr>
+            <w:r>
+              <w:rPr>
+                <w:rFonts w:ascii="Calibri" w:hAnsi="Calibri"/>
+                <w:b/>
+                <w:i w:val="0"/>
+                <w:sz w:val="20"/>
+              </w:rPr>
+              <w:t>Versão</w:t>
+            </w:r>
+          </w:p>
+        </w:tc>
+        <w:tc>
+          <w:tcPr>
+            <w:tcW w:type="dxa" w:w="2225"/>
+            <w:tcMar>
+              <w:top w:w="60" w:type="dxa"/>
+              <w:bottom w:w="60" w:type="dxa"/>
+              <w:left w:w="100" w:type="dxa"/>
+              <w:right w:w="100" w:type="dxa"/>
+            </w:tcMar>
+            <w:shd w:val="clear" w:color="auto" w:fill="D6E4F0"/>
+          </w:tcPr>
+          <w:p>
+            <w:pPr>
+              <w:spacing w:before="40" w:after="40"/>
+            </w:pPr>
+            <w:r>
+              <w:rPr>
+                <w:rFonts w:ascii="Calibri" w:hAnsi="Calibri"/>
+                <w:b/>
+                <w:i w:val="0"/>
+                <w:sz w:val="20"/>
+              </w:rPr>
+              <w:t>Data</w:t>
+            </w:r>
+          </w:p>
+        </w:tc>
+        <w:tc>
+          <w:tcPr>
+            <w:tcW w:type="dxa" w:w="2225"/>
+            <w:tcMar>
+              <w:top w:w="60" w:type="dxa"/>
+              <w:bottom w:w="60" w:type="dxa"/>
+              <w:left w:w="100" w:type="dxa"/>
+              <w:right w:w="100" w:type="dxa"/>
+            </w:tcMar>
+            <w:shd w:val="clear" w:color="auto" w:fill="D6E4F0"/>
+          </w:tcPr>
+          <w:p>
+            <w:pPr>
+              <w:spacing w:before="40" w:after="40"/>
+            </w:pPr>
+            <w:r>
+              <w:rPr>
+                <w:rFonts w:ascii="Calibri" w:hAnsi="Calibri"/>
+                <w:b/>
+                <w:i w:val="0"/>
+                <w:sz w:val="20"/>
+              </w:rPr>
+              <w:t>Autor</w:t>
+            </w:r>
+          </w:p>
+        </w:tc>
+        <w:tc>
+          <w:tcPr>
+            <w:tcW w:type="dxa" w:w="2225"/>
+            <w:tcMar>
+              <w:top w:w="60" w:type="dxa"/>
+              <w:bottom w:w="60" w:type="dxa"/>
+              <w:left w:w="100" w:type="dxa"/>
+              <w:right w:w="100" w:type="dxa"/>
+            </w:tcMar>
+            <w:shd w:val="clear" w:color="auto" w:fill="D6E4F0"/>
+          </w:tcPr>
+          <w:p>
+            <w:pPr>
+              <w:spacing w:before="40" w:after="40"/>
+            </w:pPr>
+            <w:r>
+              <w:rPr>
+                <w:rFonts w:ascii="Calibri" w:hAnsi="Calibri"/>
+                <w:b/>
+                <w:i w:val="0"/>
+                <w:sz w:val="20"/>
+              </w:rPr>
+              <w:t>Descrição</w:t>
+            </w:r>
+          </w:p>
+        </w:tc>
+      </w:tr>
+      <w:tr>
+        <w:trPr>
+          <w:cantSplit w:val="1"/>
+        </w:trPr>
+        <w:tc>
+          <w:tcPr>
+            <w:tcW w:type="dxa" w:w="2225"/>
+            <w:tcMar>
+              <w:top w:w="60" w:type="dxa"/>
+              <w:bottom w:w="60" w:type="dxa"/>
+              <w:left w:w="100" w:type="dxa"/>
+              <w:right w:w="100" w:type="dxa"/>
+            </w:tcMar>
+            <w:shd w:val="clear" w:color="auto" w:fill="F0F4F8"/>
+          </w:tcPr>
+          <w:p>
+            <w:pPr>
+              <w:spacing w:before="40" w:after="40"/>
+            </w:pPr>
+            <w:r>
+              <w:rPr>
+                <w:rFonts w:ascii="Calibri" w:hAnsi="Calibri"/>
+                <w:b/>
+                <w:i w:val="0"/>
+                <w:sz w:val="20"/>
+              </w:rPr>
+              <w:t>1.0</w:t>
+            </w:r>
+          </w:p>
+        </w:tc>
+        <w:tc>
+          <w:tcPr>
+            <w:tcW w:type="dxa" w:w="2225"/>
+            <w:tcMar>
+              <w:top w:w="60" w:type="dxa"/>
+              <w:bottom w:w="60" w:type="dxa"/>
+              <w:left w:w="100" w:type="dxa"/>
+              <w:right w:w="100" w:type="dxa"/>
+            </w:tcMar>
+          </w:tcPr>
+          <w:p>
+            <w:pPr>
+              <w:spacing w:before="40" w:after="40"/>
+            </w:pPr>
+            <w:r>
+              <w:rPr>
+                <w:rFonts w:ascii="Calibri" w:hAnsi="Calibri"/>
+                <w:b w:val="0"/>
+                <w:i w:val="0"/>
+                <w:sz w:val="20"/>
+              </w:rPr>
+              <w:t>12/08/2025</w:t>
+            </w:r>
+          </w:p>
+        </w:tc>
+        <w:tc>
+          <w:tcPr>
+            <w:tcW w:type="dxa" w:w="2225"/>
+            <w:tcMar>
+              <w:top w:w="60" w:type="dxa"/>
+              <w:bottom w:w="60" w:type="dxa"/>
+              <w:left w:w="100" w:type="dxa"/>
+              <w:right w:w="100" w:type="dxa"/>
+            </w:tcMar>
+          </w:tcPr>
+          <w:p>
+            <w:pPr>
+              <w:spacing w:before="40" w:after="40"/>
+            </w:pPr>
+            <w:r>
+              <w:rPr>
+                <w:rFonts w:ascii="Calibri" w:hAnsi="Calibri"/>
+                <w:b w:val="0"/>
+                <w:i w:val="0"/>
+                <w:sz w:val="20"/>
+              </w:rPr>
+              <w:t>Time de Melhoria Contínua</w:t>
+            </w:r>
+          </w:p>
+        </w:tc>
+        <w:tc>
+          <w:tcPr>
+            <w:tcW w:type="dxa" w:w="2225"/>
+            <w:tcMar>
+              <w:top w:w="60" w:type="dxa"/>
+              <w:bottom w:w="60" w:type="dxa"/>
+              <w:left w:w="100" w:type="dxa"/>
+              <w:right w:w="100" w:type="dxa"/>
+            </w:tcMar>
+          </w:tcPr>
+          <w:p>
+            <w:pPr>
+              <w:spacing w:before="40" w:after="40"/>
+            </w:pPr>
+            <w:r>
+              <w:rPr>
+                <w:rFonts w:ascii="Calibri" w:hAnsi="Calibri"/>
+                <w:b w:val="0"/>
+                <w:i w:val="0"/>
+                <w:sz w:val="20"/>
+              </w:rPr>
+              <w:t>Versão inicial do template</w:t>
+            </w:r>
+          </w:p>
+        </w:tc>
+      </w:tr>
+      <w:tr>
+        <w:trPr>
+          <w:cantSplit w:val="1"/>
+        </w:trPr>
+        <w:tc>
+          <w:tcPr>
+            <w:tcW w:type="dxa" w:w="2225"/>
+            <w:tcMar>
+              <w:top w:w="60" w:type="dxa"/>
+              <w:bottom w:w="60" w:type="dxa"/>
+              <w:left w:w="100" w:type="dxa"/>
+              <w:right w:w="100" w:type="dxa"/>
+            </w:tcMar>
+            <w:shd w:val="clear" w:color="auto" w:fill="F0F4F8"/>
+          </w:tcPr>
+          <w:p>
+            <w:pPr>
+              <w:spacing w:before="40" w:after="40"/>
+            </w:pPr>
+            <w:r>
+              <w:rPr>
+                <w:rFonts w:ascii="Calibri" w:hAnsi="Calibri"/>
+                <w:b/>
+                <w:i w:val="0"/>
+                <w:sz w:val="20"/>
+              </w:rPr>
+              <w:t>1.1</w:t>
+            </w:r>
+          </w:p>
+        </w:tc>
+        <w:tc>
+          <w:tcPr>
+            <w:tcW w:type="dxa" w:w="2225"/>
+            <w:tcMar>
+              <w:top w:w="60" w:type="dxa"/>
+              <w:bottom w:w="60" w:type="dxa"/>
+              <w:left w:w="100" w:type="dxa"/>
+              <w:right w:w="100" w:type="dxa"/>
+            </w:tcMar>
+          </w:tcPr>
+          <w:p>
+            <w:pPr>
+              <w:spacing w:before="40" w:after="40"/>
+            </w:pPr>
+            <w:r>
+              <w:rPr>
+                <w:rFonts w:ascii="Calibri" w:hAnsi="Calibri"/>
+                <w:b w:val="0"/>
+                <w:i w:val="0"/>
+                <w:sz w:val="20"/>
+              </w:rPr>
+              <w:t>11/06/2026</w:t>
+            </w:r>
+          </w:p>
+        </w:tc>
+        <w:tc>
+          <w:tcPr>
+            <w:tcW w:type="dxa" w:w="2225"/>
+            <w:tcMar>
+              <w:top w:w="60" w:type="dxa"/>
+              <w:bottom w:w="60" w:type="dxa"/>
+              <w:left w:w="100" w:type="dxa"/>
+              <w:right w:w="100" w:type="dxa"/>
+            </w:tcMar>
+          </w:tcPr>
+          <w:p>
+            <w:pPr>
+              <w:spacing w:before="40" w:after="40"/>
+            </w:pPr>
+            <w:r>
+              <w:rPr>
+                <w:rFonts w:ascii="Calibri" w:hAnsi="Calibri"/>
+                <w:b w:val="0"/>
+                <w:i w:val="0"/>
+                <w:sz w:val="20"/>
+              </w:rPr>
+              <w:t>Time de Melhoria Contínua</w:t>
+            </w:r>
+          </w:p>
+        </w:tc>
+        <w:tc>
+          <w:tcPr>
+            <w:tcW w:type="dxa" w:w="2225"/>
+            <w:tcMar>
+              <w:top w:w="60" w:type="dxa"/>
+              <w:bottom w:w="60" w:type="dxa"/>
+              <w:left w:w="100" w:type="dxa"/>
+              <w:right w:w="100" w:type="dxa"/>
+            </w:tcMar>
+          </w:tcPr>
+          <w:p>
+            <w:pPr>
+              <w:spacing w:before="40" w:after="40"/>
+            </w:pPr>
+            <w:r>
+              <w:rPr>
+                <w:rFonts w:ascii="Calibri" w:hAnsi="Calibri"/>
+                <w:b w:val="0"/>
+                <w:i w:val="0"/>
+                <w:sz w:val="20"/>
+              </w:rPr>
+              <w:t>Adição de itens GCO-1 a GCO-3 na seção 2 (verificação de aderência à gerência de configuração — GCO 5)</w:t>
+            </w:r>
+          </w:p>
+        </w:tc>
+      </w:tr>
+    </w:tbl>
+    <w:p>
+      <w:pPr>
+        <w:spacing w:before="0" w:after="160"/>
+      </w:pPr>
+    </w:p>
     <w:sectPr>
       <w:headerReference w:type="default" r:id="rId9"/>
       <w:headerReference w:type="first" r:id="rId10"/>
